--- a/src/templates/UP - Template - Incoming Inspection.docx
+++ b/src/templates/UP - Template - Incoming Inspection.docx
@@ -5325,6 +5325,503 @@
           <w:lang w:val="en-AU"/>
         </w:rPr>
         <w:t>Signature</w:t>
+      </w:r>
+      <w:r>
+        <w:rPr>
+          <w:rFonts w:asciiTheme="majorHAnsi" w:hAnsiTheme="majorHAnsi" w:cstheme="majorHAnsi"/>
+          <w:b/>
+          <w:bCs/>
+          <w:color w:val="auto"/>
+          <w:sz w:val="16"/>
+          <w:szCs w:val="16"/>
+          <w:lang w:val="en-AU"/>
+        </w:rPr>
+        <w:t>:</w:t>
+      </w:r>
+      <w:r>
+        <w:rPr>
+          <w:rFonts w:asciiTheme="majorHAnsi" w:hAnsiTheme="majorHAnsi" w:cstheme="majorHAnsi"/>
+          <w:color w:val="auto"/>
+          <w:sz w:val="16"/>
+          <w:szCs w:val="16"/>
+          <w:lang w:val="en-AU"/>
+        </w:rPr>
+        <w:tab/>
+      </w:r>
+      <w:r>
+        <w:rPr>
+          <w:rFonts w:asciiTheme="majorHAnsi" w:hAnsiTheme="majorHAnsi" w:cstheme="majorHAnsi"/>
+          <w:color w:val="auto"/>
+          <w:sz w:val="16"/>
+          <w:szCs w:val="16"/>
+          <w:lang w:val="en-AU"/>
+        </w:rPr>
+        <w:tab/>
+      </w:r>
+      <w:r>
+        <w:rPr>
+          <w:rFonts w:asciiTheme="majorHAnsi" w:hAnsiTheme="majorHAnsi" w:cstheme="majorHAnsi"/>
+          <w:color w:val="auto"/>
+          <w:sz w:val="16"/>
+          <w:szCs w:val="16"/>
+          <w:lang w:val="en-AU"/>
+        </w:rPr>
+        <w:tab/>
+      </w:r>
+      <w:r>
+        <w:rPr>
+          <w:rFonts w:asciiTheme="majorHAnsi" w:hAnsiTheme="majorHAnsi" w:cstheme="majorHAnsi"/>
+          <w:color w:val="auto"/>
+          <w:sz w:val="16"/>
+          <w:szCs w:val="16"/>
+          <w:lang w:val="en-AU"/>
+        </w:rPr>
+        <w:tab/>
+      </w:r>
+      <w:r>
+        <w:rPr>
+          <w:rFonts w:asciiTheme="majorHAnsi" w:hAnsiTheme="majorHAnsi" w:cstheme="majorHAnsi"/>
+          <w:color w:val="auto"/>
+          <w:sz w:val="16"/>
+          <w:szCs w:val="16"/>
+          <w:lang w:val="en-AU"/>
+        </w:rPr>
+        <w:tab/>
+      </w:r>
+      <w:r>
+        <w:rPr>
+          <w:rFonts w:asciiTheme="majorHAnsi" w:hAnsiTheme="majorHAnsi" w:cstheme="majorHAnsi"/>
+          <w:color w:val="BFBFBF" w:themeColor="background1" w:themeShade="BF"/>
+          <w:sz w:val="16"/>
+          <w:szCs w:val="16"/>
+          <w:lang w:val="en-AU"/>
+        </w:rPr>
+        <w:t>______________________________________________________________________________________</w:t>
+      </w:r>
+    </w:p>
+    <w:p>
+      <w:pPr>
+        <w:pStyle w:val="PR05--Bodycopy"/>
+        <w:spacing w:before="60" w:after="60"/>
+        <w:rPr>
+          <w:rFonts w:asciiTheme="majorHAnsi" w:hAnsiTheme="majorHAnsi" w:cstheme="majorHAnsi"/>
+          <w:color w:val="auto"/>
+          <w:sz w:val="16"/>
+          <w:szCs w:val="16"/>
+          <w:lang w:val="en-AU"/>
+        </w:rPr>
+      </w:pPr>
+    </w:p>
+    <w:p>
+      <w:pPr>
+        <w:pStyle w:val="PR05--Bodycopy"/>
+        <w:spacing w:before="60" w:after="60"/>
+        <w:rPr>
+          <w:rFonts w:asciiTheme="majorHAnsi" w:hAnsiTheme="majorHAnsi" w:cstheme="majorHAnsi"/>
+          <w:color w:val="BFBFBF" w:themeColor="background1" w:themeShade="BF"/>
+          <w:sz w:val="16"/>
+          <w:szCs w:val="16"/>
+          <w:lang w:val="en-AU"/>
+        </w:rPr>
+      </w:pPr>
+      <w:r>
+        <w:rPr>
+          <w:rFonts w:asciiTheme="majorHAnsi" w:hAnsiTheme="majorHAnsi" w:cstheme="majorHAnsi"/>
+          <w:b/>
+          <w:bCs/>
+          <w:color w:val="auto"/>
+          <w:sz w:val="16"/>
+          <w:szCs w:val="16"/>
+          <w:lang w:val="en-AU"/>
+        </w:rPr>
+        <w:t>Position:</w:t>
+      </w:r>
+      <w:r>
+        <w:rPr>
+          <w:rFonts w:asciiTheme="majorHAnsi" w:hAnsiTheme="majorHAnsi" w:cstheme="majorHAnsi"/>
+          <w:b/>
+          <w:bCs/>
+          <w:color w:val="auto"/>
+          <w:sz w:val="16"/>
+          <w:szCs w:val="16"/>
+          <w:lang w:val="en-AU"/>
+        </w:rPr>
+        <w:tab/>
+      </w:r>
+      <w:r>
+        <w:rPr>
+          <w:rFonts w:asciiTheme="majorHAnsi" w:hAnsiTheme="majorHAnsi" w:cstheme="majorHAnsi"/>
+          <w:color w:val="auto"/>
+          <w:sz w:val="16"/>
+          <w:szCs w:val="16"/>
+          <w:lang w:val="en-AU"/>
+        </w:rPr>
+        <w:tab/>
+      </w:r>
+      <w:r>
+        <w:rPr>
+          <w:rFonts w:asciiTheme="majorHAnsi" w:hAnsiTheme="majorHAnsi" w:cstheme="majorHAnsi"/>
+          <w:color w:val="auto"/>
+          <w:sz w:val="16"/>
+          <w:szCs w:val="16"/>
+          <w:lang w:val="en-AU"/>
+        </w:rPr>
+        <w:tab/>
+      </w:r>
+      <w:r>
+        <w:rPr>
+          <w:rFonts w:asciiTheme="majorHAnsi" w:hAnsiTheme="majorHAnsi" w:cstheme="majorHAnsi"/>
+          <w:color w:val="auto"/>
+          <w:sz w:val="16"/>
+          <w:szCs w:val="16"/>
+          <w:lang w:val="en-AU"/>
+        </w:rPr>
+        <w:tab/>
+      </w:r>
+      <w:r>
+        <w:rPr>
+          <w:rFonts w:asciiTheme="majorHAnsi" w:hAnsiTheme="majorHAnsi" w:cstheme="majorHAnsi"/>
+          <w:color w:val="auto"/>
+          <w:sz w:val="16"/>
+          <w:szCs w:val="16"/>
+          <w:lang w:val="en-AU"/>
+        </w:rPr>
+        <w:tab/>
+      </w:r>
+      <w:r>
+        <w:rPr>
+          <w:rFonts w:asciiTheme="majorHAnsi" w:hAnsiTheme="majorHAnsi" w:cstheme="majorHAnsi"/>
+          <w:color w:val="BFBFBF" w:themeColor="background1" w:themeShade="BF"/>
+          <w:sz w:val="16"/>
+          <w:szCs w:val="16"/>
+          <w:lang w:val="en-AU"/>
+        </w:rPr>
+        <w:t>______________________________________________________________________________________</w:t>
+      </w:r>
+    </w:p>
+    <w:p>
+      <w:pPr>
+        <w:pStyle w:val="PR05--Bodycopy"/>
+        <w:spacing w:before="60" w:after="60"/>
+        <w:rPr>
+          <w:rFonts w:asciiTheme="majorHAnsi" w:hAnsiTheme="majorHAnsi" w:cstheme="majorHAnsi"/>
+          <w:color w:val="auto"/>
+          <w:sz w:val="16"/>
+          <w:szCs w:val="16"/>
+          <w:lang w:val="en-AU"/>
+        </w:rPr>
+      </w:pPr>
+    </w:p>
+    <w:p>
+      <w:pPr>
+        <w:pStyle w:val="PR05--Bodycopy"/>
+        <w:spacing w:before="60" w:after="60"/>
+        <w:rPr>
+          <w:rFonts w:asciiTheme="majorHAnsi" w:hAnsiTheme="majorHAnsi" w:cstheme="majorHAnsi"/>
+          <w:color w:val="BFBFBF" w:themeColor="background1" w:themeShade="BF"/>
+          <w:sz w:val="16"/>
+          <w:szCs w:val="16"/>
+          <w:lang w:val="en-AU"/>
+        </w:rPr>
+      </w:pPr>
+      <w:r>
+        <w:rPr>
+          <w:rFonts w:asciiTheme="majorHAnsi" w:hAnsiTheme="majorHAnsi" w:cstheme="majorHAnsi"/>
+          <w:b/>
+          <w:bCs/>
+          <w:color w:val="auto"/>
+          <w:sz w:val="16"/>
+          <w:szCs w:val="16"/>
+          <w:lang w:val="en-AU"/>
+        </w:rPr>
+        <w:t>Company:</w:t>
+      </w:r>
+      <w:r>
+        <w:rPr>
+          <w:rFonts w:asciiTheme="majorHAnsi" w:hAnsiTheme="majorHAnsi" w:cstheme="majorHAnsi"/>
+          <w:b/>
+          <w:bCs/>
+          <w:color w:val="auto"/>
+          <w:sz w:val="16"/>
+          <w:szCs w:val="16"/>
+          <w:lang w:val="en-AU"/>
+        </w:rPr>
+        <w:tab/>
+      </w:r>
+      <w:r>
+        <w:rPr>
+          <w:rFonts w:asciiTheme="majorHAnsi" w:hAnsiTheme="majorHAnsi" w:cstheme="majorHAnsi"/>
+          <w:color w:val="auto"/>
+          <w:sz w:val="16"/>
+          <w:szCs w:val="16"/>
+          <w:lang w:val="en-AU"/>
+        </w:rPr>
+        <w:tab/>
+      </w:r>
+      <w:r>
+        <w:rPr>
+          <w:rFonts w:asciiTheme="majorHAnsi" w:hAnsiTheme="majorHAnsi" w:cstheme="majorHAnsi"/>
+          <w:color w:val="auto"/>
+          <w:sz w:val="16"/>
+          <w:szCs w:val="16"/>
+          <w:lang w:val="en-AU"/>
+        </w:rPr>
+        <w:tab/>
+      </w:r>
+      <w:r>
+        <w:rPr>
+          <w:rFonts w:asciiTheme="majorHAnsi" w:hAnsiTheme="majorHAnsi" w:cstheme="majorHAnsi"/>
+          <w:color w:val="auto"/>
+          <w:sz w:val="16"/>
+          <w:szCs w:val="16"/>
+          <w:lang w:val="en-AU"/>
+        </w:rPr>
+        <w:tab/>
+      </w:r>
+      <w:r>
+        <w:rPr>
+          <w:rFonts w:asciiTheme="majorHAnsi" w:hAnsiTheme="majorHAnsi" w:cstheme="majorHAnsi"/>
+          <w:color w:val="auto"/>
+          <w:sz w:val="16"/>
+          <w:szCs w:val="16"/>
+          <w:lang w:val="en-AU"/>
+        </w:rPr>
+        <w:tab/>
+      </w:r>
+      <w:r>
+        <w:rPr>
+          <w:rFonts w:asciiTheme="majorHAnsi" w:hAnsiTheme="majorHAnsi" w:cstheme="majorHAnsi"/>
+          <w:color w:val="BFBFBF" w:themeColor="background1" w:themeShade="BF"/>
+          <w:sz w:val="16"/>
+          <w:szCs w:val="16"/>
+          <w:lang w:val="en-AU"/>
+        </w:rPr>
+        <w:t>______________________________________________________________________________________</w:t>
+      </w:r>
+    </w:p>
+    <w:p>
+      <w:pPr>
+        <w:pStyle w:val="PR05--Bodycopy"/>
+        <w:spacing w:before="60" w:after="60"/>
+        <w:rPr>
+          <w:rFonts w:asciiTheme="majorHAnsi" w:hAnsiTheme="majorHAnsi" w:cstheme="majorHAnsi"/>
+          <w:color w:val="auto"/>
+          <w:sz w:val="16"/>
+          <w:szCs w:val="16"/>
+          <w:lang w:val="en-AU"/>
+        </w:rPr>
+      </w:pPr>
+    </w:p>
+    <w:p>
+      <w:pPr>
+        <w:pStyle w:val="PR05--Bodycopy"/>
+        <w:spacing w:before="60" w:after="60"/>
+        <w:rPr>
+          <w:rFonts w:asciiTheme="majorHAnsi" w:hAnsiTheme="majorHAnsi" w:cstheme="majorHAnsi"/>
+          <w:color w:val="BFBFBF" w:themeColor="background1" w:themeShade="BF"/>
+          <w:sz w:val="16"/>
+          <w:szCs w:val="16"/>
+          <w:lang w:val="en-AU"/>
+        </w:rPr>
+      </w:pPr>
+      <w:r>
+        <w:rPr>
+          <w:rFonts w:asciiTheme="majorHAnsi" w:hAnsiTheme="majorHAnsi" w:cstheme="majorHAnsi"/>
+          <w:b/>
+          <w:bCs/>
+          <w:color w:val="auto"/>
+          <w:sz w:val="16"/>
+          <w:szCs w:val="16"/>
+          <w:lang w:val="en-AU"/>
+        </w:rPr>
+        <w:t>Date:</w:t>
+      </w:r>
+      <w:r>
+        <w:rPr>
+          <w:rFonts w:asciiTheme="majorHAnsi" w:hAnsiTheme="majorHAnsi" w:cstheme="majorHAnsi"/>
+          <w:color w:val="auto"/>
+          <w:sz w:val="16"/>
+          <w:szCs w:val="16"/>
+          <w:lang w:val="en-AU"/>
+        </w:rPr>
+        <w:tab/>
+      </w:r>
+      <w:r>
+        <w:rPr>
+          <w:rFonts w:asciiTheme="majorHAnsi" w:hAnsiTheme="majorHAnsi" w:cstheme="majorHAnsi"/>
+          <w:color w:val="auto"/>
+          <w:sz w:val="16"/>
+          <w:szCs w:val="16"/>
+          <w:lang w:val="en-AU"/>
+        </w:rPr>
+        <w:tab/>
+      </w:r>
+      <w:r>
+        <w:rPr>
+          <w:rFonts w:asciiTheme="majorHAnsi" w:hAnsiTheme="majorHAnsi" w:cstheme="majorHAnsi"/>
+          <w:color w:val="auto"/>
+          <w:sz w:val="16"/>
+          <w:szCs w:val="16"/>
+          <w:lang w:val="en-AU"/>
+        </w:rPr>
+        <w:tab/>
+      </w:r>
+      <w:r>
+        <w:rPr>
+          <w:rFonts w:asciiTheme="majorHAnsi" w:hAnsiTheme="majorHAnsi" w:cstheme="majorHAnsi"/>
+          <w:color w:val="auto"/>
+          <w:sz w:val="16"/>
+          <w:szCs w:val="16"/>
+          <w:lang w:val="en-AU"/>
+        </w:rPr>
+        <w:tab/>
+      </w:r>
+      <w:r>
+        <w:rPr>
+          <w:rFonts w:asciiTheme="majorHAnsi" w:hAnsiTheme="majorHAnsi" w:cstheme="majorHAnsi"/>
+          <w:color w:val="auto"/>
+          <w:sz w:val="16"/>
+          <w:szCs w:val="16"/>
+          <w:lang w:val="en-AU"/>
+        </w:rPr>
+        <w:tab/>
+      </w:r>
+      <w:r>
+        <w:rPr>
+          <w:rFonts w:asciiTheme="majorHAnsi" w:hAnsiTheme="majorHAnsi" w:cstheme="majorHAnsi"/>
+          <w:color w:val="BFBFBF" w:themeColor="background1" w:themeShade="BF"/>
+          <w:sz w:val="16"/>
+          <w:szCs w:val="16"/>
+          <w:lang w:val="en-AU"/>
+        </w:rPr>
+        <w:t>______________________________________________________________________________________</w:t>
+      </w:r>
+    </w:p>
+    <w:p>
+      <w:pPr>
+        <w:pStyle w:val="PR05--Bodycopy"/>
+        <w:spacing w:before="60" w:after="60"/>
+        <w:rPr>
+          <w:rFonts w:asciiTheme="majorHAnsi" w:hAnsiTheme="majorHAnsi" w:cstheme="majorHAnsi"/>
+          <w:color w:val="BFBFBF" w:themeColor="background1" w:themeShade="BF"/>
+          <w:sz w:val="16"/>
+          <w:szCs w:val="16"/>
+          <w:lang w:val="en-AU"/>
+        </w:rPr>
+      </w:pPr>
+      <w:r>
+        <w:rPr>
+          <w:rFonts w:asciiTheme="majorHAnsi" w:hAnsiTheme="majorHAnsi" w:cstheme="majorHAnsi"/>
+          <w:b/>
+          <w:bCs/>
+          <w:color w:val="auto"/>
+          <w:sz w:val="16"/>
+          <w:szCs w:val="16"/>
+          <w:lang w:val="en-AU"/>
+        </w:rPr>
+        <w:t xml:space="preserve">Accepted &amp; signed on behalf of the </w:t>
+      </w:r>
+      <w:r>
+        <w:rPr>
+          <w:rFonts w:asciiTheme="majorHAnsi" w:hAnsiTheme="majorHAnsi" w:cstheme="majorHAnsi"/>
+          <w:b/>
+          <w:bCs/>
+          <w:color w:val="auto"/>
+          <w:sz w:val="16"/>
+          <w:szCs w:val="16"/>
+          <w:lang w:val="en-AU"/>
+        </w:rPr>
+        <w:t>Lessee by</w:t>
+      </w:r>
+      <w:r>
+        <w:rPr>
+          <w:rFonts w:asciiTheme="majorHAnsi" w:hAnsiTheme="majorHAnsi" w:cstheme="majorHAnsi"/>
+          <w:b/>
+          <w:bCs/>
+          <w:color w:val="auto"/>
+          <w:sz w:val="16"/>
+          <w:szCs w:val="16"/>
+          <w:lang w:val="en-AU"/>
+        </w:rPr>
+        <w:t>:</w:t>
+      </w:r>
+      <w:r>
+        <w:rPr>
+          <w:rFonts w:asciiTheme="majorHAnsi" w:hAnsiTheme="majorHAnsi" w:cstheme="majorHAnsi"/>
+          <w:color w:val="auto"/>
+          <w:sz w:val="16"/>
+          <w:szCs w:val="16"/>
+          <w:lang w:val="en-AU"/>
+        </w:rPr>
+        <w:tab/>
+      </w:r>
+      <w:r>
+        <w:rPr>
+          <w:rFonts w:asciiTheme="majorHAnsi" w:hAnsiTheme="majorHAnsi" w:cstheme="majorHAnsi"/>
+          <w:color w:val="auto"/>
+          <w:sz w:val="16"/>
+          <w:szCs w:val="16"/>
+          <w:lang w:val="en-AU"/>
+        </w:rPr>
+        <w:tab/>
+      </w:r>
+      <w:r>
+        <w:rPr>
+          <w:rFonts w:asciiTheme="majorHAnsi" w:hAnsiTheme="majorHAnsi" w:cstheme="majorHAnsi"/>
+          <w:color w:val="auto"/>
+          <w:sz w:val="16"/>
+          <w:szCs w:val="16"/>
+          <w:lang w:val="en-AU"/>
+        </w:rPr>
+        <w:tab/>
+      </w:r>
+      <w:r>
+        <w:rPr>
+          <w:rFonts w:asciiTheme="majorHAnsi" w:hAnsiTheme="majorHAnsi" w:cstheme="majorHAnsi"/>
+          <w:color w:val="BFBFBF" w:themeColor="background1" w:themeShade="BF"/>
+          <w:sz w:val="16"/>
+          <w:szCs w:val="16"/>
+          <w:lang w:val="en-AU"/>
+        </w:rPr>
+        <w:t>______________________________________________________________________________________</w:t>
+      </w:r>
+    </w:p>
+    <w:p>
+      <w:pPr>
+        <w:pStyle w:val="PR05--Bodycopy"/>
+        <w:spacing w:before="60" w:after="60"/>
+        <w:rPr>
+          <w:rFonts w:asciiTheme="majorHAnsi" w:hAnsiTheme="majorHAnsi" w:cstheme="majorHAnsi"/>
+          <w:color w:val="auto"/>
+          <w:sz w:val="16"/>
+          <w:szCs w:val="16"/>
+          <w:lang w:val="en-AU"/>
+        </w:rPr>
+      </w:pPr>
+    </w:p>
+    <w:p>
+      <w:pPr>
+        <w:pStyle w:val="PR05--Bodycopy"/>
+        <w:spacing w:before="60" w:after="60"/>
+        <w:rPr>
+          <w:rFonts w:asciiTheme="majorHAnsi" w:hAnsiTheme="majorHAnsi" w:cstheme="majorHAnsi"/>
+          <w:color w:val="BFBFBF" w:themeColor="background1" w:themeShade="BF"/>
+          <w:sz w:val="16"/>
+          <w:szCs w:val="16"/>
+          <w:lang w:val="en-AU"/>
+        </w:rPr>
+      </w:pPr>
+      <w:r>
+        <w:rPr>
+          <w:rFonts w:asciiTheme="majorHAnsi" w:hAnsiTheme="majorHAnsi" w:cstheme="majorHAnsi"/>
+          <w:b/>
+          <w:bCs/>
+          <w:color w:val="auto"/>
+          <w:sz w:val="16"/>
+          <w:szCs w:val="16"/>
+          <w:lang w:val="en-AU"/>
+        </w:rPr>
+        <w:t>Print Name</w:t>
       </w:r>
       <w:r>
         <w:rPr>

--- a/src/templates/UP - Template - Incoming Inspection.docx
+++ b/src/templates/UP - Template - Incoming Inspection.docx
@@ -5203,7 +5203,11 @@
     <w:p>
       <w:pPr>
         <w:pStyle w:val="PR05--Bodycopy"/>
-        <w:spacing w:before="60" w:after="60"/>
+        <w:tabs>
+          <w:tab w:val="left" w:pos="4400"/>
+          <w:tab w:val="right" w:pos="10460" w:leader="underscore"/>
+        </w:tabs>
+        <w:spacing w:before="160" w:after="160"/>
         <w:rPr>
           <w:rFonts w:asciiTheme="majorHAnsi" w:hAnsiTheme="majorHAnsi" w:cstheme="majorHAnsi"/>
           <w:color w:val="BFBFBF" w:themeColor="background1" w:themeShade="BF"/>
@@ -5222,8 +5226,36 @@
           <w:szCs w:val="16"/>
           <w:lang w:val="en-AU"/>
         </w:rPr>
-        <w:t xml:space="preserve">Inspection </w:t>
+        <w:t xml:space="preserve">Accepted &amp; signed on behalf of the Lessee by:</w:t>
       </w:r>
+      <w:r>
+        <w:rPr>
+          <w:rFonts w:asciiTheme="majorHAnsi" w:hAnsiTheme="majorHAnsi" w:cstheme="majorHAnsi"/>
+          <w:color w:val="BFBFBF" w:themeColor="background1" w:themeShade="BF"/>
+          <w:sz w:val="16"/>
+          <w:szCs w:val="16"/>
+          <w:lang w:val="en-AU"/>
+        </w:rPr>
+        <w:tab/>
+        <w:tab/>
+      </w:r>
+    </w:p>
+    <w:p>
+      <w:pPr>
+        <w:pStyle w:val="PR05--Bodycopy"/>
+        <w:tabs>
+          <w:tab w:val="left" w:pos="4400"/>
+          <w:tab w:val="right" w:pos="10460" w:leader="underscore"/>
+        </w:tabs>
+        <w:spacing w:before="160" w:after="160"/>
+        <w:rPr>
+          <w:rFonts w:asciiTheme="majorHAnsi" w:hAnsiTheme="majorHAnsi" w:cstheme="majorHAnsi"/>
+          <w:color w:val="BFBFBF" w:themeColor="background1" w:themeShade="BF"/>
+          <w:sz w:val="16"/>
+          <w:szCs w:val="16"/>
+          <w:lang w:val="en-AU"/>
+        </w:rPr>
+      </w:pPr>
       <w:r>
         <w:rPr>
           <w:rFonts w:asciiTheme="majorHAnsi" w:hAnsiTheme="majorHAnsi" w:cstheme="majorHAnsi"/>
@@ -5234,8 +5266,36 @@
           <w:szCs w:val="16"/>
           <w:lang w:val="en-AU"/>
         </w:rPr>
-        <w:t>Completed By</w:t>
+        <w:t xml:space="preserve">Print Name:</w:t>
       </w:r>
+      <w:r>
+        <w:rPr>
+          <w:rFonts w:asciiTheme="majorHAnsi" w:hAnsiTheme="majorHAnsi" w:cstheme="majorHAnsi"/>
+          <w:color w:val="BFBFBF" w:themeColor="background1" w:themeShade="BF"/>
+          <w:sz w:val="16"/>
+          <w:szCs w:val="16"/>
+          <w:lang w:val="en-AU"/>
+        </w:rPr>
+        <w:tab/>
+        <w:tab/>
+      </w:r>
+    </w:p>
+    <w:p>
+      <w:pPr>
+        <w:pStyle w:val="PR05--Bodycopy"/>
+        <w:tabs>
+          <w:tab w:val="left" w:pos="4400"/>
+          <w:tab w:val="right" w:pos="10460" w:leader="underscore"/>
+        </w:tabs>
+        <w:spacing w:before="160" w:after="160"/>
+        <w:rPr>
+          <w:rFonts w:asciiTheme="majorHAnsi" w:hAnsiTheme="majorHAnsi" w:cstheme="majorHAnsi"/>
+          <w:color w:val="BFBFBF" w:themeColor="background1" w:themeShade="BF"/>
+          <w:sz w:val="16"/>
+          <w:szCs w:val="16"/>
+          <w:lang w:val="en-AU"/>
+        </w:rPr>
+      </w:pPr>
       <w:r>
         <w:rPr>
           <w:rFonts w:asciiTheme="majorHAnsi" w:hAnsiTheme="majorHAnsi" w:cstheme="majorHAnsi"/>
@@ -5246,37 +5306,7 @@
           <w:szCs w:val="16"/>
           <w:lang w:val="en-AU"/>
         </w:rPr>
-        <w:t>:</w:t>
-      </w:r>
-      <w:r>
-        <w:rPr>
-          <w:rFonts w:asciiTheme="majorHAnsi" w:hAnsiTheme="majorHAnsi" w:cstheme="majorHAnsi"/>
-          <w:color w:val="auto"/>
-          <w:sz w:val="16"/>
-          <w:szCs w:val="16"/>
-          <w:lang w:val="en-AU"/>
-        </w:rPr>
-        <w:tab/>
-      </w:r>
-      <w:r>
-        <w:rPr>
-          <w:rFonts w:asciiTheme="majorHAnsi" w:hAnsiTheme="majorHAnsi" w:cstheme="majorHAnsi"/>
-          <w:color w:val="auto"/>
-          <w:sz w:val="16"/>
-          <w:szCs w:val="16"/>
-          <w:lang w:val="en-AU"/>
-        </w:rPr>
-        <w:tab/>
-      </w:r>
-      <w:r>
-        <w:rPr>
-          <w:rFonts w:asciiTheme="majorHAnsi" w:hAnsiTheme="majorHAnsi" w:cstheme="majorHAnsi"/>
-          <w:color w:val="auto"/>
-          <w:sz w:val="16"/>
-          <w:szCs w:val="16"/>
-          <w:lang w:val="en-AU"/>
-        </w:rPr>
-        <w:tab/>
+        <w:t xml:space="preserve">Position:</w:t>
       </w:r>
       <w:r>
         <w:rPr>
@@ -5286,26 +5316,18 @@
           <w:szCs w:val="16"/>
           <w:lang w:val="en-AU"/>
         </w:rPr>
-        <w:t>______________________________________________________________________________________</w:t>
+        <w:tab/>
+        <w:tab/>
       </w:r>
     </w:p>
     <w:p>
       <w:pPr>
         <w:pStyle w:val="PR05--Bodycopy"/>
-        <w:spacing w:before="60" w:after="60"/>
-        <w:rPr>
-          <w:rFonts w:asciiTheme="majorHAnsi" w:hAnsiTheme="majorHAnsi" w:cstheme="majorHAnsi"/>
-          <w:color w:val="auto"/>
-          <w:sz w:val="16"/>
-          <w:szCs w:val="16"/>
-          <w:lang w:val="en-AU"/>
-        </w:rPr>
-      </w:pPr>
-    </w:p>
-    <w:p>
-      <w:pPr>
-        <w:pStyle w:val="PR05--Bodycopy"/>
-        <w:spacing w:before="60" w:after="60"/>
+        <w:tabs>
+          <w:tab w:val="left" w:pos="4400"/>
+          <w:tab w:val="right" w:pos="10460" w:leader="underscore"/>
+        </w:tabs>
+        <w:spacing w:before="160" w:after="160"/>
         <w:rPr>
           <w:rFonts w:asciiTheme="majorHAnsi" w:hAnsiTheme="majorHAnsi" w:cstheme="majorHAnsi"/>
           <w:color w:val="BFBFBF" w:themeColor="background1" w:themeShade="BF"/>
@@ -5324,8 +5346,36 @@
           <w:szCs w:val="16"/>
           <w:lang w:val="en-AU"/>
         </w:rPr>
-        <w:t>Signature</w:t>
+        <w:t xml:space="preserve">Company:</w:t>
       </w:r>
+      <w:r>
+        <w:rPr>
+          <w:rFonts w:asciiTheme="majorHAnsi" w:hAnsiTheme="majorHAnsi" w:cstheme="majorHAnsi"/>
+          <w:color w:val="BFBFBF" w:themeColor="background1" w:themeShade="BF"/>
+          <w:sz w:val="16"/>
+          <w:szCs w:val="16"/>
+          <w:lang w:val="en-AU"/>
+        </w:rPr>
+        <w:tab/>
+        <w:tab/>
+      </w:r>
+    </w:p>
+    <w:p>
+      <w:pPr>
+        <w:pStyle w:val="PR05--Bodycopy"/>
+        <w:tabs>
+          <w:tab w:val="left" w:pos="4400"/>
+          <w:tab w:val="right" w:pos="10460" w:leader="underscore"/>
+        </w:tabs>
+        <w:spacing w:before="160" w:after="160"/>
+        <w:rPr>
+          <w:rFonts w:asciiTheme="majorHAnsi" w:hAnsiTheme="majorHAnsi" w:cstheme="majorHAnsi"/>
+          <w:color w:val="BFBFBF" w:themeColor="background1" w:themeShade="BF"/>
+          <w:sz w:val="16"/>
+          <w:szCs w:val="16"/>
+          <w:lang w:val="en-AU"/>
+        </w:rPr>
+      </w:pPr>
       <w:r>
         <w:rPr>
           <w:rFonts w:asciiTheme="majorHAnsi" w:hAnsiTheme="majorHAnsi" w:cstheme="majorHAnsi"/>
@@ -5336,57 +5386,7 @@
           <w:szCs w:val="16"/>
           <w:lang w:val="en-AU"/>
         </w:rPr>
-        <w:t>:</w:t>
-      </w:r>
-      <w:r>
-        <w:rPr>
-          <w:rFonts w:asciiTheme="majorHAnsi" w:hAnsiTheme="majorHAnsi" w:cstheme="majorHAnsi"/>
-          <w:color w:val="auto"/>
-          <w:sz w:val="16"/>
-          <w:szCs w:val="16"/>
-          <w:lang w:val="en-AU"/>
-        </w:rPr>
-        <w:tab/>
-      </w:r>
-      <w:r>
-        <w:rPr>
-          <w:rFonts w:asciiTheme="majorHAnsi" w:hAnsiTheme="majorHAnsi" w:cstheme="majorHAnsi"/>
-          <w:color w:val="auto"/>
-          <w:sz w:val="16"/>
-          <w:szCs w:val="16"/>
-          <w:lang w:val="en-AU"/>
-        </w:rPr>
-        <w:tab/>
-      </w:r>
-      <w:r>
-        <w:rPr>
-          <w:rFonts w:asciiTheme="majorHAnsi" w:hAnsiTheme="majorHAnsi" w:cstheme="majorHAnsi"/>
-          <w:color w:val="auto"/>
-          <w:sz w:val="16"/>
-          <w:szCs w:val="16"/>
-          <w:lang w:val="en-AU"/>
-        </w:rPr>
-        <w:tab/>
-      </w:r>
-      <w:r>
-        <w:rPr>
-          <w:rFonts w:asciiTheme="majorHAnsi" w:hAnsiTheme="majorHAnsi" w:cstheme="majorHAnsi"/>
-          <w:color w:val="auto"/>
-          <w:sz w:val="16"/>
-          <w:szCs w:val="16"/>
-          <w:lang w:val="en-AU"/>
-        </w:rPr>
-        <w:tab/>
-      </w:r>
-      <w:r>
-        <w:rPr>
-          <w:rFonts w:asciiTheme="majorHAnsi" w:hAnsiTheme="majorHAnsi" w:cstheme="majorHAnsi"/>
-          <w:color w:val="auto"/>
-          <w:sz w:val="16"/>
-          <w:szCs w:val="16"/>
-          <w:lang w:val="en-AU"/>
-        </w:rPr>
-        <w:tab/>
+        <w:t xml:space="preserve">Date:</w:t>
       </w:r>
       <w:r>
         <w:rPr>
@@ -5396,802 +5396,8 @@
           <w:szCs w:val="16"/>
           <w:lang w:val="en-AU"/>
         </w:rPr>
-        <w:t>______________________________________________________________________________________</w:t>
-      </w:r>
-    </w:p>
-    <w:p>
-      <w:pPr>
-        <w:pStyle w:val="PR05--Bodycopy"/>
-        <w:spacing w:before="60" w:after="60"/>
-        <w:rPr>
-          <w:rFonts w:asciiTheme="majorHAnsi" w:hAnsiTheme="majorHAnsi" w:cstheme="majorHAnsi"/>
-          <w:color w:val="auto"/>
-          <w:sz w:val="16"/>
-          <w:szCs w:val="16"/>
-          <w:lang w:val="en-AU"/>
-        </w:rPr>
-      </w:pPr>
-    </w:p>
-    <w:p>
-      <w:pPr>
-        <w:pStyle w:val="PR05--Bodycopy"/>
-        <w:spacing w:before="60" w:after="60"/>
-        <w:rPr>
-          <w:rFonts w:asciiTheme="majorHAnsi" w:hAnsiTheme="majorHAnsi" w:cstheme="majorHAnsi"/>
-          <w:color w:val="BFBFBF" w:themeColor="background1" w:themeShade="BF"/>
-          <w:sz w:val="16"/>
-          <w:szCs w:val="16"/>
-          <w:lang w:val="en-AU"/>
-        </w:rPr>
-      </w:pPr>
-      <w:r>
-        <w:rPr>
-          <w:rFonts w:asciiTheme="majorHAnsi" w:hAnsiTheme="majorHAnsi" w:cstheme="majorHAnsi"/>
-          <w:b/>
-          <w:bCs/>
-          <w:color w:val="auto"/>
-          <w:sz w:val="16"/>
-          <w:szCs w:val="16"/>
-          <w:lang w:val="en-AU"/>
-        </w:rPr>
-        <w:t>Position:</w:t>
-      </w:r>
-      <w:r>
-        <w:rPr>
-          <w:rFonts w:asciiTheme="majorHAnsi" w:hAnsiTheme="majorHAnsi" w:cstheme="majorHAnsi"/>
-          <w:b/>
-          <w:bCs/>
-          <w:color w:val="auto"/>
-          <w:sz w:val="16"/>
-          <w:szCs w:val="16"/>
-          <w:lang w:val="en-AU"/>
-        </w:rPr>
         <w:tab/>
-      </w:r>
-      <w:r>
-        <w:rPr>
-          <w:rFonts w:asciiTheme="majorHAnsi" w:hAnsiTheme="majorHAnsi" w:cstheme="majorHAnsi"/>
-          <w:color w:val="auto"/>
-          <w:sz w:val="16"/>
-          <w:szCs w:val="16"/>
-          <w:lang w:val="en-AU"/>
-        </w:rPr>
         <w:tab/>
-      </w:r>
-      <w:r>
-        <w:rPr>
-          <w:rFonts w:asciiTheme="majorHAnsi" w:hAnsiTheme="majorHAnsi" w:cstheme="majorHAnsi"/>
-          <w:color w:val="auto"/>
-          <w:sz w:val="16"/>
-          <w:szCs w:val="16"/>
-          <w:lang w:val="en-AU"/>
-        </w:rPr>
-        <w:tab/>
-      </w:r>
-      <w:r>
-        <w:rPr>
-          <w:rFonts w:asciiTheme="majorHAnsi" w:hAnsiTheme="majorHAnsi" w:cstheme="majorHAnsi"/>
-          <w:color w:val="auto"/>
-          <w:sz w:val="16"/>
-          <w:szCs w:val="16"/>
-          <w:lang w:val="en-AU"/>
-        </w:rPr>
-        <w:tab/>
-      </w:r>
-      <w:r>
-        <w:rPr>
-          <w:rFonts w:asciiTheme="majorHAnsi" w:hAnsiTheme="majorHAnsi" w:cstheme="majorHAnsi"/>
-          <w:color w:val="auto"/>
-          <w:sz w:val="16"/>
-          <w:szCs w:val="16"/>
-          <w:lang w:val="en-AU"/>
-        </w:rPr>
-        <w:tab/>
-      </w:r>
-      <w:r>
-        <w:rPr>
-          <w:rFonts w:asciiTheme="majorHAnsi" w:hAnsiTheme="majorHAnsi" w:cstheme="majorHAnsi"/>
-          <w:color w:val="BFBFBF" w:themeColor="background1" w:themeShade="BF"/>
-          <w:sz w:val="16"/>
-          <w:szCs w:val="16"/>
-          <w:lang w:val="en-AU"/>
-        </w:rPr>
-        <w:t>______________________________________________________________________________________</w:t>
-      </w:r>
-    </w:p>
-    <w:p>
-      <w:pPr>
-        <w:pStyle w:val="PR05--Bodycopy"/>
-        <w:spacing w:before="60" w:after="60"/>
-        <w:rPr>
-          <w:rFonts w:asciiTheme="majorHAnsi" w:hAnsiTheme="majorHAnsi" w:cstheme="majorHAnsi"/>
-          <w:color w:val="auto"/>
-          <w:sz w:val="16"/>
-          <w:szCs w:val="16"/>
-          <w:lang w:val="en-AU"/>
-        </w:rPr>
-      </w:pPr>
-    </w:p>
-    <w:p>
-      <w:pPr>
-        <w:pStyle w:val="PR05--Bodycopy"/>
-        <w:spacing w:before="60" w:after="60"/>
-        <w:rPr>
-          <w:rFonts w:asciiTheme="majorHAnsi" w:hAnsiTheme="majorHAnsi" w:cstheme="majorHAnsi"/>
-          <w:color w:val="BFBFBF" w:themeColor="background1" w:themeShade="BF"/>
-          <w:sz w:val="16"/>
-          <w:szCs w:val="16"/>
-          <w:lang w:val="en-AU"/>
-        </w:rPr>
-      </w:pPr>
-      <w:r>
-        <w:rPr>
-          <w:rFonts w:asciiTheme="majorHAnsi" w:hAnsiTheme="majorHAnsi" w:cstheme="majorHAnsi"/>
-          <w:b/>
-          <w:bCs/>
-          <w:color w:val="auto"/>
-          <w:sz w:val="16"/>
-          <w:szCs w:val="16"/>
-          <w:lang w:val="en-AU"/>
-        </w:rPr>
-        <w:t>Company:</w:t>
-      </w:r>
-      <w:r>
-        <w:rPr>
-          <w:rFonts w:asciiTheme="majorHAnsi" w:hAnsiTheme="majorHAnsi" w:cstheme="majorHAnsi"/>
-          <w:b/>
-          <w:bCs/>
-          <w:color w:val="auto"/>
-          <w:sz w:val="16"/>
-          <w:szCs w:val="16"/>
-          <w:lang w:val="en-AU"/>
-        </w:rPr>
-        <w:tab/>
-      </w:r>
-      <w:r>
-        <w:rPr>
-          <w:rFonts w:asciiTheme="majorHAnsi" w:hAnsiTheme="majorHAnsi" w:cstheme="majorHAnsi"/>
-          <w:color w:val="auto"/>
-          <w:sz w:val="16"/>
-          <w:szCs w:val="16"/>
-          <w:lang w:val="en-AU"/>
-        </w:rPr>
-        <w:tab/>
-      </w:r>
-      <w:r>
-        <w:rPr>
-          <w:rFonts w:asciiTheme="majorHAnsi" w:hAnsiTheme="majorHAnsi" w:cstheme="majorHAnsi"/>
-          <w:color w:val="auto"/>
-          <w:sz w:val="16"/>
-          <w:szCs w:val="16"/>
-          <w:lang w:val="en-AU"/>
-        </w:rPr>
-        <w:tab/>
-      </w:r>
-      <w:r>
-        <w:rPr>
-          <w:rFonts w:asciiTheme="majorHAnsi" w:hAnsiTheme="majorHAnsi" w:cstheme="majorHAnsi"/>
-          <w:color w:val="auto"/>
-          <w:sz w:val="16"/>
-          <w:szCs w:val="16"/>
-          <w:lang w:val="en-AU"/>
-        </w:rPr>
-        <w:tab/>
-      </w:r>
-      <w:r>
-        <w:rPr>
-          <w:rFonts w:asciiTheme="majorHAnsi" w:hAnsiTheme="majorHAnsi" w:cstheme="majorHAnsi"/>
-          <w:color w:val="auto"/>
-          <w:sz w:val="16"/>
-          <w:szCs w:val="16"/>
-          <w:lang w:val="en-AU"/>
-        </w:rPr>
-        <w:tab/>
-      </w:r>
-      <w:r>
-        <w:rPr>
-          <w:rFonts w:asciiTheme="majorHAnsi" w:hAnsiTheme="majorHAnsi" w:cstheme="majorHAnsi"/>
-          <w:color w:val="BFBFBF" w:themeColor="background1" w:themeShade="BF"/>
-          <w:sz w:val="16"/>
-          <w:szCs w:val="16"/>
-          <w:lang w:val="en-AU"/>
-        </w:rPr>
-        <w:t>______________________________________________________________________________________</w:t>
-      </w:r>
-    </w:p>
-    <w:p>
-      <w:pPr>
-        <w:pStyle w:val="PR05--Bodycopy"/>
-        <w:spacing w:before="60" w:after="60"/>
-        <w:rPr>
-          <w:rFonts w:asciiTheme="majorHAnsi" w:hAnsiTheme="majorHAnsi" w:cstheme="majorHAnsi"/>
-          <w:color w:val="auto"/>
-          <w:sz w:val="16"/>
-          <w:szCs w:val="16"/>
-          <w:lang w:val="en-AU"/>
-        </w:rPr>
-      </w:pPr>
-    </w:p>
-    <w:p>
-      <w:pPr>
-        <w:pStyle w:val="PR05--Bodycopy"/>
-        <w:spacing w:before="60" w:after="60"/>
-        <w:rPr>
-          <w:rFonts w:asciiTheme="majorHAnsi" w:hAnsiTheme="majorHAnsi" w:cstheme="majorHAnsi"/>
-          <w:color w:val="BFBFBF" w:themeColor="background1" w:themeShade="BF"/>
-          <w:sz w:val="16"/>
-          <w:szCs w:val="16"/>
-          <w:lang w:val="en-AU"/>
-        </w:rPr>
-      </w:pPr>
-      <w:r>
-        <w:rPr>
-          <w:rFonts w:asciiTheme="majorHAnsi" w:hAnsiTheme="majorHAnsi" w:cstheme="majorHAnsi"/>
-          <w:b/>
-          <w:bCs/>
-          <w:color w:val="auto"/>
-          <w:sz w:val="16"/>
-          <w:szCs w:val="16"/>
-          <w:lang w:val="en-AU"/>
-        </w:rPr>
-        <w:t>Date:</w:t>
-      </w:r>
-      <w:r>
-        <w:rPr>
-          <w:rFonts w:asciiTheme="majorHAnsi" w:hAnsiTheme="majorHAnsi" w:cstheme="majorHAnsi"/>
-          <w:color w:val="auto"/>
-          <w:sz w:val="16"/>
-          <w:szCs w:val="16"/>
-          <w:lang w:val="en-AU"/>
-        </w:rPr>
-        <w:tab/>
-      </w:r>
-      <w:r>
-        <w:rPr>
-          <w:rFonts w:asciiTheme="majorHAnsi" w:hAnsiTheme="majorHAnsi" w:cstheme="majorHAnsi"/>
-          <w:color w:val="auto"/>
-          <w:sz w:val="16"/>
-          <w:szCs w:val="16"/>
-          <w:lang w:val="en-AU"/>
-        </w:rPr>
-        <w:tab/>
-      </w:r>
-      <w:r>
-        <w:rPr>
-          <w:rFonts w:asciiTheme="majorHAnsi" w:hAnsiTheme="majorHAnsi" w:cstheme="majorHAnsi"/>
-          <w:color w:val="auto"/>
-          <w:sz w:val="16"/>
-          <w:szCs w:val="16"/>
-          <w:lang w:val="en-AU"/>
-        </w:rPr>
-        <w:tab/>
-      </w:r>
-      <w:r>
-        <w:rPr>
-          <w:rFonts w:asciiTheme="majorHAnsi" w:hAnsiTheme="majorHAnsi" w:cstheme="majorHAnsi"/>
-          <w:color w:val="auto"/>
-          <w:sz w:val="16"/>
-          <w:szCs w:val="16"/>
-          <w:lang w:val="en-AU"/>
-        </w:rPr>
-        <w:tab/>
-      </w:r>
-      <w:r>
-        <w:rPr>
-          <w:rFonts w:asciiTheme="majorHAnsi" w:hAnsiTheme="majorHAnsi" w:cstheme="majorHAnsi"/>
-          <w:color w:val="auto"/>
-          <w:sz w:val="16"/>
-          <w:szCs w:val="16"/>
-          <w:lang w:val="en-AU"/>
-        </w:rPr>
-        <w:tab/>
-      </w:r>
-      <w:r>
-        <w:rPr>
-          <w:rFonts w:asciiTheme="majorHAnsi" w:hAnsiTheme="majorHAnsi" w:cstheme="majorHAnsi"/>
-          <w:color w:val="BFBFBF" w:themeColor="background1" w:themeShade="BF"/>
-          <w:sz w:val="16"/>
-          <w:szCs w:val="16"/>
-          <w:lang w:val="en-AU"/>
-        </w:rPr>
-        <w:t>______________________________________________________________________________________</w:t>
-      </w:r>
-    </w:p>
-    <w:p>
-      <w:pPr>
-        <w:pStyle w:val="PR05--Bodycopy"/>
-        <w:spacing w:before="60" w:after="60"/>
-        <w:rPr>
-          <w:rFonts w:asciiTheme="majorHAnsi" w:hAnsiTheme="majorHAnsi" w:cstheme="majorHAnsi"/>
-          <w:color w:val="BFBFBF" w:themeColor="background1" w:themeShade="BF"/>
-          <w:sz w:val="16"/>
-          <w:szCs w:val="16"/>
-          <w:lang w:val="en-AU"/>
-        </w:rPr>
-      </w:pPr>
-      <w:r>
-        <w:rPr>
-          <w:rFonts w:asciiTheme="majorHAnsi" w:hAnsiTheme="majorHAnsi" w:cstheme="majorHAnsi"/>
-          <w:b/>
-          <w:bCs/>
-          <w:color w:val="auto"/>
-          <w:sz w:val="16"/>
-          <w:szCs w:val="16"/>
-          <w:lang w:val="en-AU"/>
-        </w:rPr>
-        <w:t xml:space="preserve">Accepted &amp; signed on behalf of the </w:t>
-      </w:r>
-      <w:r>
-        <w:rPr>
-          <w:rFonts w:asciiTheme="majorHAnsi" w:hAnsiTheme="majorHAnsi" w:cstheme="majorHAnsi"/>
-          <w:b/>
-          <w:bCs/>
-          <w:color w:val="auto"/>
-          <w:sz w:val="16"/>
-          <w:szCs w:val="16"/>
-          <w:lang w:val="en-AU"/>
-        </w:rPr>
-        <w:t>Lessee by</w:t>
-      </w:r>
-      <w:r>
-        <w:rPr>
-          <w:rFonts w:asciiTheme="majorHAnsi" w:hAnsiTheme="majorHAnsi" w:cstheme="majorHAnsi"/>
-          <w:b/>
-          <w:bCs/>
-          <w:color w:val="auto"/>
-          <w:sz w:val="16"/>
-          <w:szCs w:val="16"/>
-          <w:lang w:val="en-AU"/>
-        </w:rPr>
-        <w:t>:</w:t>
-      </w:r>
-      <w:r>
-        <w:rPr>
-          <w:rFonts w:asciiTheme="majorHAnsi" w:hAnsiTheme="majorHAnsi" w:cstheme="majorHAnsi"/>
-          <w:color w:val="auto"/>
-          <w:sz w:val="16"/>
-          <w:szCs w:val="16"/>
-          <w:lang w:val="en-AU"/>
-        </w:rPr>
-        <w:tab/>
-      </w:r>
-      <w:r>
-        <w:rPr>
-          <w:rFonts w:asciiTheme="majorHAnsi" w:hAnsiTheme="majorHAnsi" w:cstheme="majorHAnsi"/>
-          <w:color w:val="auto"/>
-          <w:sz w:val="16"/>
-          <w:szCs w:val="16"/>
-          <w:lang w:val="en-AU"/>
-        </w:rPr>
-        <w:tab/>
-      </w:r>
-      <w:r>
-        <w:rPr>
-          <w:rFonts w:asciiTheme="majorHAnsi" w:hAnsiTheme="majorHAnsi" w:cstheme="majorHAnsi"/>
-          <w:color w:val="auto"/>
-          <w:sz w:val="16"/>
-          <w:szCs w:val="16"/>
-          <w:lang w:val="en-AU"/>
-        </w:rPr>
-        <w:tab/>
-      </w:r>
-      <w:r>
-        <w:rPr>
-          <w:rFonts w:asciiTheme="majorHAnsi" w:hAnsiTheme="majorHAnsi" w:cstheme="majorHAnsi"/>
-          <w:color w:val="BFBFBF" w:themeColor="background1" w:themeShade="BF"/>
-          <w:sz w:val="16"/>
-          <w:szCs w:val="16"/>
-          <w:lang w:val="en-AU"/>
-        </w:rPr>
-        <w:t>______________________________________________________________________________________</w:t>
-      </w:r>
-    </w:p>
-    <w:p>
-      <w:pPr>
-        <w:pStyle w:val="PR05--Bodycopy"/>
-        <w:spacing w:before="60" w:after="60"/>
-        <w:rPr>
-          <w:rFonts w:asciiTheme="majorHAnsi" w:hAnsiTheme="majorHAnsi" w:cstheme="majorHAnsi"/>
-          <w:color w:val="auto"/>
-          <w:sz w:val="16"/>
-          <w:szCs w:val="16"/>
-          <w:lang w:val="en-AU"/>
-        </w:rPr>
-      </w:pPr>
-    </w:p>
-    <w:p>
-      <w:pPr>
-        <w:pStyle w:val="PR05--Bodycopy"/>
-        <w:spacing w:before="60" w:after="60"/>
-        <w:rPr>
-          <w:rFonts w:asciiTheme="majorHAnsi" w:hAnsiTheme="majorHAnsi" w:cstheme="majorHAnsi"/>
-          <w:color w:val="BFBFBF" w:themeColor="background1" w:themeShade="BF"/>
-          <w:sz w:val="16"/>
-          <w:szCs w:val="16"/>
-          <w:lang w:val="en-AU"/>
-        </w:rPr>
-      </w:pPr>
-      <w:r>
-        <w:rPr>
-          <w:rFonts w:asciiTheme="majorHAnsi" w:hAnsiTheme="majorHAnsi" w:cstheme="majorHAnsi"/>
-          <w:b/>
-          <w:bCs/>
-          <w:color w:val="auto"/>
-          <w:sz w:val="16"/>
-          <w:szCs w:val="16"/>
-          <w:lang w:val="en-AU"/>
-        </w:rPr>
-        <w:t>Print Name</w:t>
-      </w:r>
-      <w:r>
-        <w:rPr>
-          <w:rFonts w:asciiTheme="majorHAnsi" w:hAnsiTheme="majorHAnsi" w:cstheme="majorHAnsi"/>
-          <w:b/>
-          <w:bCs/>
-          <w:color w:val="auto"/>
-          <w:sz w:val="16"/>
-          <w:szCs w:val="16"/>
-          <w:lang w:val="en-AU"/>
-        </w:rPr>
-        <w:t>:</w:t>
-      </w:r>
-      <w:r>
-        <w:rPr>
-          <w:rFonts w:asciiTheme="majorHAnsi" w:hAnsiTheme="majorHAnsi" w:cstheme="majorHAnsi"/>
-          <w:color w:val="auto"/>
-          <w:sz w:val="16"/>
-          <w:szCs w:val="16"/>
-          <w:lang w:val="en-AU"/>
-        </w:rPr>
-        <w:tab/>
-      </w:r>
-      <w:r>
-        <w:rPr>
-          <w:rFonts w:asciiTheme="majorHAnsi" w:hAnsiTheme="majorHAnsi" w:cstheme="majorHAnsi"/>
-          <w:color w:val="auto"/>
-          <w:sz w:val="16"/>
-          <w:szCs w:val="16"/>
-          <w:lang w:val="en-AU"/>
-        </w:rPr>
-        <w:tab/>
-      </w:r>
-      <w:r>
-        <w:rPr>
-          <w:rFonts w:asciiTheme="majorHAnsi" w:hAnsiTheme="majorHAnsi" w:cstheme="majorHAnsi"/>
-          <w:color w:val="auto"/>
-          <w:sz w:val="16"/>
-          <w:szCs w:val="16"/>
-          <w:lang w:val="en-AU"/>
-        </w:rPr>
-        <w:tab/>
-      </w:r>
-      <w:r>
-        <w:rPr>
-          <w:rFonts w:asciiTheme="majorHAnsi" w:hAnsiTheme="majorHAnsi" w:cstheme="majorHAnsi"/>
-          <w:color w:val="auto"/>
-          <w:sz w:val="16"/>
-          <w:szCs w:val="16"/>
-          <w:lang w:val="en-AU"/>
-        </w:rPr>
-        <w:tab/>
-      </w:r>
-      <w:r>
-        <w:rPr>
-          <w:rFonts w:asciiTheme="majorHAnsi" w:hAnsiTheme="majorHAnsi" w:cstheme="majorHAnsi"/>
-          <w:color w:val="auto"/>
-          <w:sz w:val="16"/>
-          <w:szCs w:val="16"/>
-          <w:lang w:val="en-AU"/>
-        </w:rPr>
-        <w:tab/>
-      </w:r>
-      <w:r>
-        <w:rPr>
-          <w:rFonts w:asciiTheme="majorHAnsi" w:hAnsiTheme="majorHAnsi" w:cstheme="majorHAnsi"/>
-          <w:color w:val="BFBFBF" w:themeColor="background1" w:themeShade="BF"/>
-          <w:sz w:val="16"/>
-          <w:szCs w:val="16"/>
-          <w:lang w:val="en-AU"/>
-        </w:rPr>
-        <w:t>______________________________________________________________________________________</w:t>
-      </w:r>
-    </w:p>
-    <w:p>
-      <w:pPr>
-        <w:pStyle w:val="PR05--Bodycopy"/>
-        <w:spacing w:before="60" w:after="60"/>
-        <w:rPr>
-          <w:rFonts w:asciiTheme="majorHAnsi" w:hAnsiTheme="majorHAnsi" w:cstheme="majorHAnsi"/>
-          <w:color w:val="auto"/>
-          <w:sz w:val="16"/>
-          <w:szCs w:val="16"/>
-          <w:lang w:val="en-AU"/>
-        </w:rPr>
-      </w:pPr>
-    </w:p>
-    <w:p>
-      <w:pPr>
-        <w:pStyle w:val="PR05--Bodycopy"/>
-        <w:spacing w:before="60" w:after="60"/>
-        <w:rPr>
-          <w:rFonts w:asciiTheme="majorHAnsi" w:hAnsiTheme="majorHAnsi" w:cstheme="majorHAnsi"/>
-          <w:color w:val="BFBFBF" w:themeColor="background1" w:themeShade="BF"/>
-          <w:sz w:val="16"/>
-          <w:szCs w:val="16"/>
-          <w:lang w:val="en-AU"/>
-        </w:rPr>
-      </w:pPr>
-      <w:r>
-        <w:rPr>
-          <w:rFonts w:asciiTheme="majorHAnsi" w:hAnsiTheme="majorHAnsi" w:cstheme="majorHAnsi"/>
-          <w:b/>
-          <w:bCs/>
-          <w:color w:val="auto"/>
-          <w:sz w:val="16"/>
-          <w:szCs w:val="16"/>
-          <w:lang w:val="en-AU"/>
-        </w:rPr>
-        <w:t>Position:</w:t>
-      </w:r>
-      <w:r>
-        <w:rPr>
-          <w:rFonts w:asciiTheme="majorHAnsi" w:hAnsiTheme="majorHAnsi" w:cstheme="majorHAnsi"/>
-          <w:b/>
-          <w:bCs/>
-          <w:color w:val="auto"/>
-          <w:sz w:val="16"/>
-          <w:szCs w:val="16"/>
-          <w:lang w:val="en-AU"/>
-        </w:rPr>
-        <w:tab/>
-      </w:r>
-      <w:r>
-        <w:rPr>
-          <w:rFonts w:asciiTheme="majorHAnsi" w:hAnsiTheme="majorHAnsi" w:cstheme="majorHAnsi"/>
-          <w:color w:val="auto"/>
-          <w:sz w:val="16"/>
-          <w:szCs w:val="16"/>
-          <w:lang w:val="en-AU"/>
-        </w:rPr>
-        <w:tab/>
-      </w:r>
-      <w:r>
-        <w:rPr>
-          <w:rFonts w:asciiTheme="majorHAnsi" w:hAnsiTheme="majorHAnsi" w:cstheme="majorHAnsi"/>
-          <w:color w:val="auto"/>
-          <w:sz w:val="16"/>
-          <w:szCs w:val="16"/>
-          <w:lang w:val="en-AU"/>
-        </w:rPr>
-        <w:tab/>
-      </w:r>
-      <w:r>
-        <w:rPr>
-          <w:rFonts w:asciiTheme="majorHAnsi" w:hAnsiTheme="majorHAnsi" w:cstheme="majorHAnsi"/>
-          <w:color w:val="auto"/>
-          <w:sz w:val="16"/>
-          <w:szCs w:val="16"/>
-          <w:lang w:val="en-AU"/>
-        </w:rPr>
-        <w:tab/>
-      </w:r>
-      <w:r>
-        <w:rPr>
-          <w:rFonts w:asciiTheme="majorHAnsi" w:hAnsiTheme="majorHAnsi" w:cstheme="majorHAnsi"/>
-          <w:color w:val="auto"/>
-          <w:sz w:val="16"/>
-          <w:szCs w:val="16"/>
-          <w:lang w:val="en-AU"/>
-        </w:rPr>
-        <w:tab/>
-      </w:r>
-      <w:r>
-        <w:rPr>
-          <w:rFonts w:asciiTheme="majorHAnsi" w:hAnsiTheme="majorHAnsi" w:cstheme="majorHAnsi"/>
-          <w:color w:val="BFBFBF" w:themeColor="background1" w:themeShade="BF"/>
-          <w:sz w:val="16"/>
-          <w:szCs w:val="16"/>
-          <w:lang w:val="en-AU"/>
-        </w:rPr>
-        <w:t>______________________________________________________________________________________</w:t>
-      </w:r>
-    </w:p>
-    <w:p>
-      <w:pPr>
-        <w:pStyle w:val="PR05--Bodycopy"/>
-        <w:spacing w:before="60" w:after="60"/>
-        <w:rPr>
-          <w:rFonts w:asciiTheme="majorHAnsi" w:hAnsiTheme="majorHAnsi" w:cstheme="majorHAnsi"/>
-          <w:color w:val="auto"/>
-          <w:sz w:val="16"/>
-          <w:szCs w:val="16"/>
-          <w:lang w:val="en-AU"/>
-        </w:rPr>
-      </w:pPr>
-    </w:p>
-    <w:p>
-      <w:pPr>
-        <w:pStyle w:val="PR05--Bodycopy"/>
-        <w:spacing w:before="60" w:after="60"/>
-        <w:rPr>
-          <w:rFonts w:asciiTheme="majorHAnsi" w:hAnsiTheme="majorHAnsi" w:cstheme="majorHAnsi"/>
-          <w:color w:val="BFBFBF" w:themeColor="background1" w:themeShade="BF"/>
-          <w:sz w:val="16"/>
-          <w:szCs w:val="16"/>
-          <w:lang w:val="en-AU"/>
-        </w:rPr>
-      </w:pPr>
-      <w:r>
-        <w:rPr>
-          <w:rFonts w:asciiTheme="majorHAnsi" w:hAnsiTheme="majorHAnsi" w:cstheme="majorHAnsi"/>
-          <w:b/>
-          <w:bCs/>
-          <w:color w:val="auto"/>
-          <w:sz w:val="16"/>
-          <w:szCs w:val="16"/>
-          <w:lang w:val="en-AU"/>
-        </w:rPr>
-        <w:t>Company:</w:t>
-      </w:r>
-      <w:r>
-        <w:rPr>
-          <w:rFonts w:asciiTheme="majorHAnsi" w:hAnsiTheme="majorHAnsi" w:cstheme="majorHAnsi"/>
-          <w:b/>
-          <w:bCs/>
-          <w:color w:val="auto"/>
-          <w:sz w:val="16"/>
-          <w:szCs w:val="16"/>
-          <w:lang w:val="en-AU"/>
-        </w:rPr>
-        <w:tab/>
-      </w:r>
-      <w:r>
-        <w:rPr>
-          <w:rFonts w:asciiTheme="majorHAnsi" w:hAnsiTheme="majorHAnsi" w:cstheme="majorHAnsi"/>
-          <w:color w:val="auto"/>
-          <w:sz w:val="16"/>
-          <w:szCs w:val="16"/>
-          <w:lang w:val="en-AU"/>
-        </w:rPr>
-        <w:tab/>
-      </w:r>
-      <w:r>
-        <w:rPr>
-          <w:rFonts w:asciiTheme="majorHAnsi" w:hAnsiTheme="majorHAnsi" w:cstheme="majorHAnsi"/>
-          <w:color w:val="auto"/>
-          <w:sz w:val="16"/>
-          <w:szCs w:val="16"/>
-          <w:lang w:val="en-AU"/>
-        </w:rPr>
-        <w:tab/>
-      </w:r>
-      <w:r>
-        <w:rPr>
-          <w:rFonts w:asciiTheme="majorHAnsi" w:hAnsiTheme="majorHAnsi" w:cstheme="majorHAnsi"/>
-          <w:color w:val="auto"/>
-          <w:sz w:val="16"/>
-          <w:szCs w:val="16"/>
-          <w:lang w:val="en-AU"/>
-        </w:rPr>
-        <w:tab/>
-      </w:r>
-      <w:r>
-        <w:rPr>
-          <w:rFonts w:asciiTheme="majorHAnsi" w:hAnsiTheme="majorHAnsi" w:cstheme="majorHAnsi"/>
-          <w:color w:val="auto"/>
-          <w:sz w:val="16"/>
-          <w:szCs w:val="16"/>
-          <w:lang w:val="en-AU"/>
-        </w:rPr>
-        <w:tab/>
-      </w:r>
-      <w:r>
-        <w:rPr>
-          <w:rFonts w:asciiTheme="majorHAnsi" w:hAnsiTheme="majorHAnsi" w:cstheme="majorHAnsi"/>
-          <w:color w:val="BFBFBF" w:themeColor="background1" w:themeShade="BF"/>
-          <w:sz w:val="16"/>
-          <w:szCs w:val="16"/>
-          <w:lang w:val="en-AU"/>
-        </w:rPr>
-        <w:t>______________________________________________________________________________________</w:t>
-      </w:r>
-    </w:p>
-    <w:p>
-      <w:pPr>
-        <w:pStyle w:val="PR05--Bodycopy"/>
-        <w:spacing w:before="60" w:after="60"/>
-        <w:rPr>
-          <w:rFonts w:asciiTheme="majorHAnsi" w:hAnsiTheme="majorHAnsi" w:cstheme="majorHAnsi"/>
-          <w:color w:val="auto"/>
-          <w:sz w:val="16"/>
-          <w:szCs w:val="16"/>
-          <w:lang w:val="en-AU"/>
-        </w:rPr>
-      </w:pPr>
-    </w:p>
-    <w:p>
-      <w:pPr>
-        <w:pStyle w:val="PR05--Bodycopy"/>
-        <w:spacing w:before="60" w:after="60"/>
-        <w:rPr>
-          <w:rFonts w:asciiTheme="majorHAnsi" w:hAnsiTheme="majorHAnsi" w:cstheme="majorHAnsi"/>
-          <w:color w:val="BFBFBF" w:themeColor="background1" w:themeShade="BF"/>
-          <w:sz w:val="16"/>
-          <w:szCs w:val="16"/>
-          <w:lang w:val="en-AU"/>
-        </w:rPr>
-      </w:pPr>
-      <w:r>
-        <w:rPr>
-          <w:rFonts w:asciiTheme="majorHAnsi" w:hAnsiTheme="majorHAnsi" w:cstheme="majorHAnsi"/>
-          <w:b/>
-          <w:bCs/>
-          <w:color w:val="auto"/>
-          <w:sz w:val="16"/>
-          <w:szCs w:val="16"/>
-          <w:lang w:val="en-AU"/>
-        </w:rPr>
-        <w:t>Date:</w:t>
-      </w:r>
-      <w:r>
-        <w:rPr>
-          <w:rFonts w:asciiTheme="majorHAnsi" w:hAnsiTheme="majorHAnsi" w:cstheme="majorHAnsi"/>
-          <w:color w:val="auto"/>
-          <w:sz w:val="16"/>
-          <w:szCs w:val="16"/>
-          <w:lang w:val="en-AU"/>
-        </w:rPr>
-        <w:tab/>
-      </w:r>
-      <w:r>
-        <w:rPr>
-          <w:rFonts w:asciiTheme="majorHAnsi" w:hAnsiTheme="majorHAnsi" w:cstheme="majorHAnsi"/>
-          <w:color w:val="auto"/>
-          <w:sz w:val="16"/>
-          <w:szCs w:val="16"/>
-          <w:lang w:val="en-AU"/>
-        </w:rPr>
-        <w:tab/>
-      </w:r>
-      <w:r>
-        <w:rPr>
-          <w:rFonts w:asciiTheme="majorHAnsi" w:hAnsiTheme="majorHAnsi" w:cstheme="majorHAnsi"/>
-          <w:color w:val="auto"/>
-          <w:sz w:val="16"/>
-          <w:szCs w:val="16"/>
-          <w:lang w:val="en-AU"/>
-        </w:rPr>
-        <w:tab/>
-      </w:r>
-      <w:r>
-        <w:rPr>
-          <w:rFonts w:asciiTheme="majorHAnsi" w:hAnsiTheme="majorHAnsi" w:cstheme="majorHAnsi"/>
-          <w:color w:val="auto"/>
-          <w:sz w:val="16"/>
-          <w:szCs w:val="16"/>
-          <w:lang w:val="en-AU"/>
-        </w:rPr>
-        <w:tab/>
-      </w:r>
-      <w:r>
-        <w:rPr>
-          <w:rFonts w:asciiTheme="majorHAnsi" w:hAnsiTheme="majorHAnsi" w:cstheme="majorHAnsi"/>
-          <w:color w:val="auto"/>
-          <w:sz w:val="16"/>
-          <w:szCs w:val="16"/>
-          <w:lang w:val="en-AU"/>
-        </w:rPr>
-        <w:tab/>
-      </w:r>
-      <w:r>
-        <w:rPr>
-          <w:rFonts w:asciiTheme="majorHAnsi" w:hAnsiTheme="majorHAnsi" w:cstheme="majorHAnsi"/>
-          <w:color w:val="BFBFBF" w:themeColor="background1" w:themeShade="BF"/>
-          <w:sz w:val="16"/>
-          <w:szCs w:val="16"/>
-          <w:lang w:val="en-AU"/>
-        </w:rPr>
-        <w:t>______________________________________________________________________________________</w:t>
       </w:r>
     </w:p>
     <w:p>
